--- a/publications/jarmanCanPeopleDesist2019.docx
+++ b/publications/jarmanCanPeopleDesist2019.docx
@@ -62,7 +62,7 @@
         <w:t xml:space="preserve">Using empirical examples from pilot research on how men experience and think about life sentence, this paper reflects on whether and how insights from desistance theory can be brought to bear on the study of long-term imprisnment.</w:t>
       </w:r>
     </w:p>
-    <w:bookmarkStart w:id="21" w:name="availability"/>
+    <w:bookmarkStart w:id="10" w:name="availability"/>
     <w:p>
       <w:pPr>
         <w:pStyle w:val="Heading1"/>
@@ -81,7 +81,7 @@
       <w:r>
         <w:t xml:space="preserve"> </w:t>
       </w:r>
-      <w:hyperlink r:id="rId20">
+      <w:hyperlink r:id="rId9">
         <w:r>
           <w:rPr>
             <w:rStyle w:val="Hyperlink"/>
@@ -93,7 +93,7 @@
         <w:t xml:space="preserve">.</w:t>
       </w:r>
     </w:p>
-    <w:bookmarkEnd w:id="21"/>
+    <w:bookmarkEnd w:id="10"/>
     <w:sectPr>
       <w:pgSz w:h="15840" w:w="12240"/>
       <w:pgMar w:bottom="1440" w:footer="720" w:gutter="0" w:header="720" w:left="1440" w:right="1440" w:top="1440"/>
